--- a/testakten/insolvenzanfechtung-inkongruente-deckung-zwangsvollstreckung-fuerth/03_mahnschreiben_konvolut_karow.docx
+++ b/testakten/insolvenzanfechtung-inkongruente-deckung-zwangsvollstreckung-fuerth/03_mahnschreiben_konvolut_karow.docx
@@ -5,36 +5,232 @@
     <w:p>
       <w:pPr>
         <w:pStyle w:val="Heading1"/>
+        <w:spacing w:after="160" w:line="259" w:lineRule="auto"/>
       </w:pPr>
       <w:r>
         <w:rPr>
           <w:rFonts w:ascii="Times New Roman" w:hAnsi="Times New Roman"/>
+          <w:b/>
+          <w:sz w:val="28"/>
         </w:rPr>
         <w:t>Anlagenkonvolut: Mahnschreiben der Karow Verpackungswerk GmbH (September bis November 2025)</w:t>
       </w:r>
     </w:p>
     <w:p>
       <w:pPr>
+        <w:spacing w:line="259" w:lineRule="auto" w:after="60"/>
         <w:jc w:val="left"/>
       </w:pPr>
       <w:r>
         <w:t>Aus der Kreditorenkorrespondenz der Schuldnerin gesichert; drei Schreiben in zeitlicher Reihenfolge.</w:t>
       </w:r>
     </w:p>
-    <w:p/>
+    <w:p>
+      <w:pPr>
+        <w:spacing w:line="259" w:lineRule="auto" w:after="60"/>
+      </w:pPr>
+    </w:p>
     <w:p>
       <w:pPr>
         <w:pStyle w:val="Heading2"/>
+        <w:spacing w:before="120" w:after="60" w:line="259" w:lineRule="auto"/>
       </w:pPr>
       <w:r>
         <w:rPr>
           <w:rFonts w:ascii="Times New Roman" w:hAnsi="Times New Roman"/>
+          <w:b/>
+          <w:sz w:val="22"/>
         </w:rPr>
         <w:t>1 Erste Mahnung vom 15.09.2025</w:t>
       </w:r>
     </w:p>
     <w:p>
       <w:pPr>
+        <w:spacing w:before="120" w:after="60" w:line="259" w:lineRule="auto"/>
+        <w:jc w:val="left"/>
+      </w:pPr>
+      <w:r>
+        <w:rPr>
+          <w:rFonts w:ascii="Times New Roman" w:hAnsi="Times New Roman"/>
+          <w:b/>
+          <w:sz w:val="22"/>
+        </w:rPr>
+        <w:t>Karow Verpackungswerk GmbH</w:t>
+      </w:r>
+    </w:p>
+    <w:p>
+      <w:pPr>
+        <w:spacing w:before="120" w:after="60" w:line="259" w:lineRule="auto"/>
+        <w:jc w:val="left"/>
+      </w:pPr>
+      <w:r>
+        <w:rPr>
+          <w:rFonts w:ascii="Times New Roman" w:hAnsi="Times New Roman"/>
+          <w:b/>
+          <w:sz w:val="22"/>
+        </w:rPr>
+        <w:t>Nördliche Ringstraße 27, 91126 Schwabach</w:t>
+      </w:r>
+    </w:p>
+    <w:p>
+      <w:pPr>
+        <w:spacing w:before="120" w:after="60" w:line="259" w:lineRule="auto"/>
+        <w:jc w:val="left"/>
+      </w:pPr>
+      <w:r>
+        <w:rPr>
+          <w:rFonts w:ascii="Times New Roman" w:hAnsi="Times New Roman"/>
+          <w:b/>
+          <w:sz w:val="22"/>
+        </w:rPr>
+        <w:t>Telefon 09122 884-0 — buchhaltung@karow-verpackungswerk.de</w:t>
+      </w:r>
+    </w:p>
+    <w:p>
+      <w:pPr>
+        <w:spacing w:before="120" w:after="60" w:line="259" w:lineRule="auto"/>
+        <w:jc w:val="left"/>
+      </w:pPr>
+      <w:r>
+        <w:rPr>
+          <w:rFonts w:ascii="Times New Roman" w:hAnsi="Times New Roman"/>
+          <w:b/>
+          <w:sz w:val="22"/>
+        </w:rPr>
+        <w:t>Kundennummer: 40217 — Unser Zeichen: FiBu/ke</w:t>
+      </w:r>
+    </w:p>
+    <w:p>
+      <w:pPr>
+        <w:spacing w:line="259" w:lineRule="auto" w:after="60"/>
+        <w:jc w:val="left"/>
+      </w:pPr>
+      <w:r>
+        <w:t>Frankenletter Druck- und Medien GmbH</w:t>
+      </w:r>
+    </w:p>
+    <w:p>
+      <w:pPr>
+        <w:spacing w:line="259" w:lineRule="auto" w:after="60"/>
+        <w:jc w:val="left"/>
+      </w:pPr>
+      <w:r>
+        <w:t>Herrn Geschäftsführer Dieter Pflugbeil</w:t>
+      </w:r>
+    </w:p>
+    <w:p>
+      <w:pPr>
+        <w:spacing w:line="259" w:lineRule="auto" w:after="60"/>
+        <w:jc w:val="left"/>
+      </w:pPr>
+      <w:r>
+        <w:t>Waldstraße 41</w:t>
+      </w:r>
+    </w:p>
+    <w:p>
+      <w:pPr>
+        <w:spacing w:line="259" w:lineRule="auto" w:after="60"/>
+        <w:jc w:val="left"/>
+      </w:pPr>
+      <w:r>
+        <w:t>90763 Fürth</w:t>
+      </w:r>
+    </w:p>
+    <w:p>
+      <w:pPr>
+        <w:spacing w:line="259" w:lineRule="auto" w:after="60"/>
+        <w:jc w:val="left"/>
+      </w:pPr>
+      <w:r>
+        <w:t>Schwabach, 15.09.2025</w:t>
+      </w:r>
+    </w:p>
+    <w:p>
+      <w:pPr>
+        <w:spacing w:line="259" w:lineRule="auto" w:after="60"/>
+        <w:jc w:val="left"/>
+      </w:pPr>
+      <w:r>
+        <w:rPr>
+          <w:b/>
+        </w:rPr>
+        <w:t>Betreff: Zahlungserinnerung — Rechnungen RE-2025-7714 und RE-2025-7938</w:t>
+      </w:r>
+    </w:p>
+    <w:p>
+      <w:pPr>
+        <w:spacing w:line="259" w:lineRule="auto" w:after="60"/>
+        <w:jc w:val="left"/>
+      </w:pPr>
+      <w:r>
+        <w:t>Sehr geehrter Herr Pflugbeil,</w:t>
+      </w:r>
+    </w:p>
+    <w:p>
+      <w:pPr>
+        <w:spacing w:line="259" w:lineRule="auto" w:after="60"/>
+        <w:jc w:val="left"/>
+      </w:pPr>
+      <w:r>
+        <w:t>bei der Durchsicht unserer Konten haben wir festgestellt, dass die Rechnung RE-2025-7714 vom 28.07.2025 über 16.400,00 EUR (fällig am 27.08.2025) und die Rechnung RE-2025-7938 vom 25.08.2025 über 14.250,00 EUR (fällig am 24.09.2025, insoweit vorsorglich) noch offen sind. Sicher handelt es sich um ein Versehen. Wir bitten Sie, den überfälligen Betrag von 16.400,00 EUR innerhalb von zehn Tagen auf unser bekanntes Geschäftskonto zu überweisen und die zweite Rechnung bei Fälligkeit auszugleichen.</w:t>
+      </w:r>
+    </w:p>
+    <w:p>
+      <w:pPr>
+        <w:spacing w:line="259" w:lineRule="auto" w:after="60"/>
+        <w:jc w:val="left"/>
+      </w:pPr>
+      <w:r>
+        <w:t>Sollte sich Ihre Zahlung mit diesem Schreiben überschnitten haben, betrachten Sie es bitte als gegenstandslos.</w:t>
+      </w:r>
+    </w:p>
+    <w:p>
+      <w:pPr>
+        <w:spacing w:line="259" w:lineRule="auto" w:after="60"/>
+        <w:jc w:val="left"/>
+      </w:pPr>
+      <w:r>
+        <w:t>Mit freundlichen Grüßen</w:t>
+      </w:r>
+    </w:p>
+    <w:p>
+      <w:pPr>
+        <w:spacing w:line="259" w:lineRule="auto" w:after="60"/>
+        <w:jc w:val="left"/>
+      </w:pPr>
+      <w:r>
+        <w:t>Karow Verpackungswerk GmbH</w:t>
+      </w:r>
+    </w:p>
+    <w:p>
+      <w:pPr>
+        <w:spacing w:line="259" w:lineRule="auto" w:after="60"/>
+        <w:jc w:val="left"/>
+      </w:pPr>
+      <w:r>
+        <w:t>Kerstin Ebner, Finanzbuchhaltung</w:t>
+      </w:r>
+    </w:p>
+    <w:p>
+      <w:pPr>
+        <w:spacing w:line="259" w:lineRule="auto" w:after="60"/>
+      </w:pPr>
+    </w:p>
+    <w:p>
+      <w:pPr>
+        <w:pStyle w:val="Heading2"/>
+        <w:spacing w:line="259" w:lineRule="auto" w:after="60"/>
+      </w:pPr>
+      <w:r>
+        <w:rPr>
+          <w:rFonts w:ascii="Times New Roman" w:hAnsi="Times New Roman"/>
+        </w:rPr>
+        <w:t>2 Zweite Mahnung vom 20.10.2025</w:t>
+      </w:r>
+    </w:p>
+    <w:p>
+      <w:pPr>
+        <w:spacing w:line="259" w:lineRule="auto" w:after="60"/>
         <w:jc w:val="left"/>
       </w:pPr>
       <w:r>
@@ -46,6 +242,7 @@
     </w:p>
     <w:p>
       <w:pPr>
+        <w:spacing w:line="259" w:lineRule="auto" w:after="60"/>
         <w:jc w:val="left"/>
       </w:pPr>
       <w:r>
@@ -54,6 +251,7 @@
     </w:p>
     <w:p>
       <w:pPr>
+        <w:spacing w:line="259" w:lineRule="auto" w:after="60"/>
         <w:jc w:val="left"/>
       </w:pPr>
       <w:r>
@@ -62,6 +260,7 @@
     </w:p>
     <w:p>
       <w:pPr>
+        <w:spacing w:line="259" w:lineRule="auto" w:after="60"/>
         <w:jc w:val="left"/>
       </w:pPr>
       <w:r>
@@ -70,6 +269,7 @@
     </w:p>
     <w:p>
       <w:pPr>
+        <w:spacing w:line="259" w:lineRule="auto" w:after="60"/>
         <w:jc w:val="left"/>
       </w:pPr>
       <w:r>
@@ -78,6 +278,7 @@
     </w:p>
     <w:p>
       <w:pPr>
+        <w:spacing w:line="259" w:lineRule="auto" w:after="60"/>
         <w:jc w:val="left"/>
       </w:pPr>
       <w:r>
@@ -86,6 +287,7 @@
     </w:p>
     <w:p>
       <w:pPr>
+        <w:spacing w:line="259" w:lineRule="auto" w:after="60"/>
         <w:jc w:val="left"/>
       </w:pPr>
       <w:r>
@@ -94,6 +296,7 @@
     </w:p>
     <w:p>
       <w:pPr>
+        <w:spacing w:line="259" w:lineRule="auto" w:after="60"/>
         <w:jc w:val="left"/>
       </w:pPr>
       <w:r>
@@ -102,152 +305,7 @@
     </w:p>
     <w:p>
       <w:pPr>
-        <w:jc w:val="left"/>
-      </w:pPr>
-      <w:r>
-        <w:t>Schwabach, 15.09.2025</w:t>
-      </w:r>
-    </w:p>
-    <w:p>
-      <w:pPr>
-        <w:jc w:val="left"/>
-      </w:pPr>
-      <w:r>
-        <w:rPr>
-          <w:b/>
-        </w:rPr>
-        <w:t>Betreff: Zahlungserinnerung — Rechnungen RE-2025-7714 und RE-2025-7938</w:t>
-      </w:r>
-    </w:p>
-    <w:p>
-      <w:pPr>
-        <w:jc w:val="left"/>
-      </w:pPr>
-      <w:r>
-        <w:t>Sehr geehrter Herr Pflugbeil,</w:t>
-      </w:r>
-    </w:p>
-    <w:p>
-      <w:pPr>
-        <w:jc w:val="left"/>
-      </w:pPr>
-      <w:r>
-        <w:t>bei der Durchsicht unserer Konten haben wir festgestellt, dass die Rechnung RE-2025-7714 vom 28.07.2025 über 16.400,00 EUR (fällig am 27.08.2025) und die Rechnung RE-2025-7938 vom 25.08.2025 über 14.250,00 EUR (fällig am 24.09.2025, insoweit vorsorglich) noch offen sind. Sicher handelt es sich um ein Versehen. Wir bitten Sie, den überfälligen Betrag von 16.400,00 EUR innerhalb von zehn Tagen auf unser bekanntes Geschäftskonto zu überweisen und die zweite Rechnung bei Fälligkeit auszugleichen.</w:t>
-      </w:r>
-    </w:p>
-    <w:p>
-      <w:pPr>
-        <w:jc w:val="left"/>
-      </w:pPr>
-      <w:r>
-        <w:t>Sollte sich Ihre Zahlung mit diesem Schreiben überschnitten haben, betrachten Sie es bitte als gegenstandslos.</w:t>
-      </w:r>
-    </w:p>
-    <w:p>
-      <w:pPr>
-        <w:jc w:val="left"/>
-      </w:pPr>
-      <w:r>
-        <w:t>Mit freundlichen Grüßen</w:t>
-      </w:r>
-    </w:p>
-    <w:p>
-      <w:pPr>
-        <w:jc w:val="left"/>
-      </w:pPr>
-      <w:r>
-        <w:t>Karow Verpackungswerk GmbH</w:t>
-      </w:r>
-    </w:p>
-    <w:p>
-      <w:pPr>
-        <w:jc w:val="left"/>
-      </w:pPr>
-      <w:r>
-        <w:t>Kerstin Ebner, Finanzbuchhaltung</w:t>
-      </w:r>
-    </w:p>
-    <w:p/>
-    <w:p>
-      <w:pPr>
-        <w:pStyle w:val="Heading2"/>
-      </w:pPr>
-      <w:r>
-        <w:rPr>
-          <w:rFonts w:ascii="Times New Roman" w:hAnsi="Times New Roman"/>
-        </w:rPr>
-        <w:t>2 Zweite Mahnung vom 20.10.2025</w:t>
-      </w:r>
-    </w:p>
-    <w:p>
-      <w:pPr>
-        <w:jc w:val="left"/>
-      </w:pPr>
-      <w:r>
-        <w:rPr>
-          <w:b/>
-        </w:rPr>
-        <w:t>Karow Verpackungswerk GmbH</w:t>
-      </w:r>
-    </w:p>
-    <w:p>
-      <w:pPr>
-        <w:jc w:val="left"/>
-      </w:pPr>
-      <w:r>
-        <w:t>Nördliche Ringstraße 27, 91126 Schwabach</w:t>
-      </w:r>
-    </w:p>
-    <w:p>
-      <w:pPr>
-        <w:jc w:val="left"/>
-      </w:pPr>
-      <w:r>
-        <w:t>Telefon 09122 884-0 — buchhaltung@karow-verpackungswerk.de</w:t>
-      </w:r>
-    </w:p>
-    <w:p>
-      <w:pPr>
-        <w:jc w:val="left"/>
-      </w:pPr>
-      <w:r>
-        <w:t>Kundennummer: 40217 — Unser Zeichen: FiBu/ke</w:t>
-      </w:r>
-    </w:p>
-    <w:p>
-      <w:pPr>
-        <w:jc w:val="left"/>
-      </w:pPr>
-      <w:r>
-        <w:t>Frankenletter Druck- und Medien GmbH</w:t>
-      </w:r>
-    </w:p>
-    <w:p>
-      <w:pPr>
-        <w:jc w:val="left"/>
-      </w:pPr>
-      <w:r>
-        <w:t>Herrn Geschäftsführer Dieter Pflugbeil</w:t>
-      </w:r>
-    </w:p>
-    <w:p>
-      <w:pPr>
-        <w:jc w:val="left"/>
-      </w:pPr>
-      <w:r>
-        <w:t>Waldstraße 41</w:t>
-      </w:r>
-    </w:p>
-    <w:p>
-      <w:pPr>
-        <w:jc w:val="left"/>
-      </w:pPr>
-      <w:r>
-        <w:t>90763 Fürth</w:t>
-      </w:r>
-    </w:p>
-    <w:p>
-      <w:pPr>
+        <w:spacing w:line="259" w:lineRule="auto" w:after="60"/>
         <w:jc w:val="left"/>
       </w:pPr>
       <w:r>
@@ -256,6 +314,7 @@
     </w:p>
     <w:p>
       <w:pPr>
+        <w:spacing w:line="259" w:lineRule="auto" w:after="60"/>
         <w:jc w:val="left"/>
       </w:pPr>
       <w:r>
@@ -267,6 +326,7 @@
     </w:p>
     <w:p>
       <w:pPr>
+        <w:spacing w:line="259" w:lineRule="auto" w:after="60"/>
         <w:jc w:val="left"/>
       </w:pPr>
       <w:r>
@@ -275,6 +335,7 @@
     </w:p>
     <w:p>
       <w:pPr>
+        <w:spacing w:line="259" w:lineRule="auto" w:after="60"/>
         <w:jc w:val="left"/>
       </w:pPr>
       <w:r>
@@ -283,6 +344,7 @@
     </w:p>
     <w:p>
       <w:pPr>
+        <w:spacing w:line="259" w:lineRule="auto" w:after="60"/>
         <w:jc w:val="left"/>
       </w:pPr>
       <w:r>
@@ -291,6 +353,7 @@
     </w:p>
     <w:p>
       <w:pPr>
+        <w:spacing w:line="259" w:lineRule="auto" w:after="60"/>
         <w:jc w:val="left"/>
       </w:pPr>
       <w:r>
@@ -308,6 +371,7 @@
     </w:p>
     <w:p>
       <w:pPr>
+        <w:spacing w:line="259" w:lineRule="auto" w:after="60"/>
         <w:jc w:val="left"/>
       </w:pPr>
       <w:r>
@@ -316,6 +380,7 @@
     </w:p>
     <w:p>
       <w:pPr>
+        <w:spacing w:line="259" w:lineRule="auto" w:after="60"/>
         <w:jc w:val="left"/>
       </w:pPr>
       <w:r>
@@ -324,16 +389,22 @@
     </w:p>
     <w:p>
       <w:pPr>
+        <w:spacing w:line="259" w:lineRule="auto" w:after="60"/>
         <w:jc w:val="left"/>
       </w:pPr>
       <w:r>
         <w:t>Kerstin Ebner, Finanzbuchhaltung</w:t>
       </w:r>
     </w:p>
-    <w:p/>
+    <w:p>
+      <w:pPr>
+        <w:spacing w:line="259" w:lineRule="auto" w:after="60"/>
+      </w:pPr>
+    </w:p>
     <w:p>
       <w:pPr>
         <w:pStyle w:val="Heading2"/>
+        <w:spacing w:line="259" w:lineRule="auto" w:after="60"/>
       </w:pPr>
       <w:r>
         <w:rPr>
@@ -344,6 +415,7 @@
     </w:p>
     <w:p>
       <w:pPr>
+        <w:spacing w:line="259" w:lineRule="auto" w:after="60"/>
         <w:jc w:val="left"/>
       </w:pPr>
       <w:r>
@@ -355,6 +427,7 @@
     </w:p>
     <w:p>
       <w:pPr>
+        <w:spacing w:line="259" w:lineRule="auto" w:after="60"/>
         <w:jc w:val="left"/>
       </w:pPr>
       <w:r>
@@ -363,6 +436,7 @@
     </w:p>
     <w:p>
       <w:pPr>
+        <w:spacing w:line="259" w:lineRule="auto" w:after="60"/>
         <w:jc w:val="left"/>
       </w:pPr>
       <w:r>
@@ -371,6 +445,7 @@
     </w:p>
     <w:p>
       <w:pPr>
+        <w:spacing w:line="259" w:lineRule="auto" w:after="60"/>
         <w:jc w:val="left"/>
       </w:pPr>
       <w:r>
@@ -379,6 +454,7 @@
     </w:p>
     <w:p>
       <w:pPr>
+        <w:spacing w:line="259" w:lineRule="auto" w:after="60"/>
         <w:jc w:val="left"/>
       </w:pPr>
       <w:r>
@@ -387,6 +463,7 @@
     </w:p>
     <w:p>
       <w:pPr>
+        <w:spacing w:line="259" w:lineRule="auto" w:after="60"/>
         <w:jc w:val="left"/>
       </w:pPr>
       <w:r>
@@ -395,6 +472,7 @@
     </w:p>
     <w:p>
       <w:pPr>
+        <w:spacing w:line="259" w:lineRule="auto" w:after="60"/>
         <w:jc w:val="left"/>
       </w:pPr>
       <w:r>
@@ -403,6 +481,7 @@
     </w:p>
     <w:p>
       <w:pPr>
+        <w:spacing w:line="259" w:lineRule="auto" w:after="60"/>
         <w:jc w:val="left"/>
       </w:pPr>
       <w:r>
@@ -411,6 +490,7 @@
     </w:p>
     <w:p>
       <w:pPr>
+        <w:spacing w:line="259" w:lineRule="auto" w:after="60"/>
         <w:jc w:val="left"/>
       </w:pPr>
       <w:r>
@@ -419,6 +499,7 @@
     </w:p>
     <w:p>
       <w:pPr>
+        <w:spacing w:line="259" w:lineRule="auto" w:after="60"/>
         <w:jc w:val="left"/>
       </w:pPr>
       <w:r>
@@ -430,6 +511,7 @@
     </w:p>
     <w:p>
       <w:pPr>
+        <w:spacing w:line="259" w:lineRule="auto" w:after="60"/>
         <w:jc w:val="left"/>
       </w:pPr>
       <w:r>
@@ -438,6 +520,7 @@
     </w:p>
     <w:p>
       <w:pPr>
+        <w:spacing w:line="259" w:lineRule="auto" w:after="60"/>
         <w:jc w:val="left"/>
       </w:pPr>
       <w:r>
@@ -455,6 +538,7 @@
     </w:p>
     <w:p>
       <w:pPr>
+        <w:spacing w:line="259" w:lineRule="auto" w:after="60"/>
         <w:jc w:val="left"/>
       </w:pPr>
       <w:r>
@@ -463,6 +547,7 @@
     </w:p>
     <w:p>
       <w:pPr>
+        <w:spacing w:line="259" w:lineRule="auto" w:after="60"/>
         <w:jc w:val="left"/>
       </w:pPr>
       <w:r>
@@ -480,6 +565,7 @@
     </w:p>
     <w:p>
       <w:pPr>
+        <w:spacing w:line="259" w:lineRule="auto" w:after="60"/>
         <w:jc w:val="left"/>
       </w:pPr>
       <w:r>
@@ -488,6 +574,7 @@
     </w:p>
     <w:p>
       <w:pPr>
+        <w:spacing w:line="259" w:lineRule="auto" w:after="60"/>
         <w:jc w:val="left"/>
       </w:pPr>
       <w:r>
@@ -496,6 +583,7 @@
     </w:p>
     <w:p>
       <w:pPr>
+        <w:spacing w:line="259" w:lineRule="auto" w:after="60"/>
         <w:jc w:val="left"/>
       </w:pPr>
       <w:r>
@@ -503,13 +591,58 @@
       </w:r>
     </w:p>
     <w:sectPr>
+      <w:headerReference w:type="default" r:id="rId9"/>
+      <w:footerReference w:type="default" r:id="rId10"/>
       <w:pgSz w:w="11906" w:h="16838"/>
-      <w:pgMar w:top="1417" w:right="1417" w:bottom="1417" w:left="1417" w:header="720" w:footer="720" w:gutter="0"/>
+      <w:pgMar w:top="1191" w:right="1247" w:bottom="1134" w:left="1361" w:header="720" w:footer="720" w:gutter="0"/>
       <w:cols w:space="720"/>
       <w:docGrid w:linePitch="360"/>
     </w:sectPr>
   </w:body>
 </w:document>
+</file>
+
+<file path=word/footer1.xml><?xml version="1.0" encoding="utf-8"?>
+<w:ftr xmlns:m="http://schemas.openxmlformats.org/officeDocument/2006/math" xmlns:mc="http://schemas.openxmlformats.org/markup-compatibility/2006" xmlns:mo="http://schemas.microsoft.com/office/mac/office/2008/main" xmlns:mv="urn:schemas-microsoft-com:mac:vml" xmlns:o="urn:schemas-microsoft-com:office:office" xmlns:r="http://schemas.openxmlformats.org/officeDocument/2006/relationships" xmlns:v="urn:schemas-microsoft-com:vml" xmlns:w10="urn:schemas-microsoft-com:office:word" xmlns:w14="http://schemas.microsoft.com/office/word/2010/wordml" xmlns:w="http://schemas.openxmlformats.org/wordprocessingml/2006/main" xmlns:wne="http://schemas.microsoft.com/office/word/2006/wordml" xmlns:wp14="http://schemas.microsoft.com/office/word/2010/wordprocessingDrawing" xmlns:wp="http://schemas.openxmlformats.org/drawingml/2006/wordprocessingDrawing" xmlns:wpc="http://schemas.microsoft.com/office/word/2010/wordprocessingCanvas" xmlns:wpg="http://schemas.microsoft.com/office/word/2010/wordprocessingGroup" xmlns:wpi="http://schemas.microsoft.com/office/word/2010/wordprocessingInk" xmlns:wps="http://schemas.microsoft.com/office/word/2010/wordprocessingShape" mc:Ignorable="w14 wp14">
+  <w:p>
+    <w:pPr>
+      <w:pStyle w:val="Footer"/>
+      <w:jc w:val="left"/>
+    </w:pPr>
+    <w:r/>
+    <w:r>
+      <w:rPr>
+        <w:rFonts w:ascii="Times New Roman" w:hAnsi="Times New Roman"/>
+        <w:b w:val="0"/>
+        <w:color w:val="777777"/>
+        <w:sz w:val="17"/>
+      </w:rPr>
+      <w:t>Vertraulich | Bearbeitungsstand Juli 2026 | nur zur Aktenbearbeitung</w:t>
+    </w:r>
+  </w:p>
+</w:ftr>
+</file>
+
+<file path=word/header1.xml><?xml version="1.0" encoding="utf-8"?>
+<w:hdr xmlns:m="http://schemas.openxmlformats.org/officeDocument/2006/math" xmlns:mc="http://schemas.openxmlformats.org/markup-compatibility/2006" xmlns:mo="http://schemas.microsoft.com/office/mac/office/2008/main" xmlns:mv="urn:schemas-microsoft-com:mac:vml" xmlns:o="urn:schemas-microsoft-com:office:office" xmlns:r="http://schemas.openxmlformats.org/officeDocument/2006/relationships" xmlns:v="urn:schemas-microsoft-com:vml" xmlns:w10="urn:schemas-microsoft-com:office:word" xmlns:w14="http://schemas.microsoft.com/office/word/2010/wordml" xmlns:w="http://schemas.openxmlformats.org/wordprocessingml/2006/main" xmlns:wne="http://schemas.microsoft.com/office/word/2006/wordml" xmlns:wp14="http://schemas.microsoft.com/office/word/2010/wordprocessingDrawing" xmlns:wp="http://schemas.openxmlformats.org/drawingml/2006/wordprocessingDrawing" xmlns:wpc="http://schemas.microsoft.com/office/word/2010/wordprocessingCanvas" xmlns:wpg="http://schemas.microsoft.com/office/word/2010/wordprocessingGroup" xmlns:wpi="http://schemas.microsoft.com/office/word/2010/wordprocessingInk" xmlns:wps="http://schemas.microsoft.com/office/word/2010/wordprocessingShape" mc:Ignorable="w14 wp14">
+  <w:p>
+    <w:pPr>
+      <w:pStyle w:val="Header"/>
+      <w:jc w:val="left"/>
+    </w:pPr>
+    <w:r/>
+    <w:r>
+      <w:rPr>
+        <w:rFonts w:ascii="Times New Roman" w:hAnsi="Times New Roman"/>
+        <w:b w:val="0"/>
+        <w:i w:val="0"/>
+        <w:color w:val="666666"/>
+        <w:sz w:val="17"/>
+      </w:rPr>
+      <w:t>Lindenhof und Partner mbB | Insolvenz- und Restrukturierungsakte | Bearbeitungsstand Juli 2026</w:t>
+    </w:r>
+  </w:p>
+</w:hdr>
 </file>
 
 <file path=word/numbering.xml><?xml version="1.0" encoding="utf-8"?>
@@ -1226,11 +1359,12 @@
       <w:contextualSpacing/>
     </w:pPr>
     <w:rPr>
-      <w:rFonts w:asciiTheme="majorHAnsi" w:eastAsiaTheme="majorEastAsia" w:hAnsiTheme="majorHAnsi" w:cstheme="majorBidi"/>
+      <w:rFonts w:asciiTheme="majorHAnsi" w:eastAsiaTheme="majorEastAsia" w:hAnsiTheme="majorHAnsi" w:cstheme="majorBidi" w:ascii="Times New Roman" w:hAnsi="Times New Roman"/>
+      <w:b/>
       <w:color w:val="17365D" w:themeColor="text2" w:themeShade="BF"/>
       <w:spacing w:val="5"/>
       <w:kern w:val="28"/>
-      <w:sz w:val="52"/>
+      <w:sz w:val="30"/>
       <w:szCs w:val="52"/>
     </w:rPr>
   </w:style>
